--- a/blagaj-footage-request/Antraege-DE-Referenzuebersetzung.docx
+++ b/blagaj-footage-request/Antraege-DE-Referenzuebersetzung.docx
@@ -659,7 +659,7 @@
           <w:sz w:val="22"/>
           <w:szCs w:val="22"/>
         </w:rPr>
-        <w:t xml:space="preserve">Gestützt auf Art. 20 Abs. 1 Buchst. c) und Abs. 2 in Verbindung mit Art. 14 Abs. 2 und Art. 17 des Gesetzes über den Schutz personenbezogener Daten („Amtsblatt BiH" Nr. 12/25) stellen wir den </w:t>
+        <w:t xml:space="preserve">Gestützt auf Art. 14 Abs. 2 des Gesetzes über den Schutz personenbezogener Daten („Amtsblatt BiH" Nr. 12/25) (im Folgenden: das Gesetz), wonach der Verantwortliche der betroffenen Person die Ausübung ihrer Rechte nach Art. 17 bis 24 des Gesetzes erleichtert, stellen wir den </w:t>
       </w:r>
       <w:r>
         <w:rPr>
@@ -868,43 +868,110 @@
           <w:sz w:val="22"/>
           <w:szCs w:val="22"/>
         </w:rPr>
-        <w:t xml:space="preserve">Wir erklären, dass wir die genannte Aufnahme </w:t>
-      </w:r>
-      <w:r>
-        <w:rPr>
-          <w:rFonts w:ascii="Times New Roman" w:cs="Times New Roman" w:eastAsia="Times New Roman" w:hAnsi="Times New Roman"/>
-          <w:b/>
-          <w:bCs/>
-          <w:sz w:val="22"/>
-          <w:szCs w:val="22"/>
-        </w:rPr>
-        <w:t xml:space="preserve">zur Geltendmachung und Ausübung von Rechtsansprüchen</w:t>
-      </w:r>
-      <w:r>
-        <w:rPr>
-          <w:rFonts w:ascii="Times New Roman" w:cs="Times New Roman" w:eastAsia="Times New Roman" w:hAnsi="Times New Roman"/>
-          <w:sz w:val="22"/>
-          <w:szCs w:val="22"/>
-        </w:rPr>
-        <w:t xml:space="preserve"> im Sinne von Art. 20 Abs. 1 Buchst. c) des Gesetzes benötigen, einschließlich der Ausübung des Auskunftsrechts nach Art. 17 des Gesetzes. Nach Art. 20 Abs. 2 des Gesetzes bedeutet die Einschränkung der Verarbeitung, dass die personenbezogenen Daten </w:t>
-      </w:r>
-      <w:r>
-        <w:rPr>
-          <w:rFonts w:ascii="Times New Roman" w:cs="Times New Roman" w:eastAsia="Times New Roman" w:hAnsi="Times New Roman"/>
-          <w:b/>
-          <w:bCs/>
-          <w:sz w:val="22"/>
-          <w:szCs w:val="22"/>
-        </w:rPr>
-        <w:t xml:space="preserve">gespeichert werden dürfen</w:t>
-      </w:r>
-      <w:r>
-        <w:rPr>
-          <w:rFonts w:ascii="Times New Roman" w:cs="Times New Roman" w:eastAsia="Times New Roman" w:hAnsi="Times New Roman"/>
-          <w:sz w:val="22"/>
-          <w:szCs w:val="22"/>
-        </w:rPr>
-        <w:t xml:space="preserve"> und ihre Löschung ohne unsere Einwilligung nicht zulässig ist.</w:t>
+        <w:t xml:space="preserve">Eine Löschung oder Überschreibung dieser Aufnahme nach Eingang unseres Antrags würde die Ausübung des Auskunftsrechts nach Art. 17 des Gesetzes vereiteln und die Pflicht aus Art. 14 Abs. 2 des Gesetzes unerfüllt lassen. Wir weisen darauf hin, dass die 30-Tage-Frist des Art. 14 Abs. 3 des Gesetzes eine </w:t>
+      </w:r>
+      <w:r>
+        <w:rPr>
+          <w:rFonts w:ascii="Times New Roman" w:cs="Times New Roman" w:eastAsia="Times New Roman" w:hAnsi="Times New Roman"/>
+          <w:b/>
+          <w:bCs/>
+          <w:sz w:val="22"/>
+          <w:szCs w:val="22"/>
+        </w:rPr>
+        <w:t xml:space="preserve">Frist zur Bearbeitung des Antrags</w:t>
+      </w:r>
+      <w:r>
+        <w:rPr>
+          <w:rFonts w:ascii="Times New Roman" w:cs="Times New Roman" w:eastAsia="Times New Roman" w:hAnsi="Times New Roman"/>
+          <w:sz w:val="22"/>
+          <w:szCs w:val="22"/>
+        </w:rPr>
+        <w:t xml:space="preserve"> ist und </w:t>
+      </w:r>
+      <w:r>
+        <w:rPr>
+          <w:rFonts w:ascii="Times New Roman" w:cs="Times New Roman" w:eastAsia="Times New Roman" w:hAnsi="Times New Roman"/>
+          <w:b/>
+          <w:bCs/>
+          <w:sz w:val="22"/>
+          <w:szCs w:val="22"/>
+        </w:rPr>
+        <w:t xml:space="preserve">kein Zeitraum, in dem der Gegenstand des Antrags vernichtet werden dürfte</w:t>
+      </w:r>
+      <w:r>
+        <w:rPr>
+          <w:rFonts w:ascii="Times New Roman" w:cs="Times New Roman" w:eastAsia="Times New Roman" w:hAnsi="Times New Roman"/>
+          <w:sz w:val="22"/>
+          <w:szCs w:val="22"/>
+        </w:rPr>
+        <w:t xml:space="preserve">.</w:t>
+      </w:r>
+    </w:p>
+    <w:p>
+      <w:pPr>
+        <w:spacing w:after="140" w:line="280"/>
+      </w:pPr>
+      <w:r>
+        <w:rPr>
+          <w:rFonts w:ascii="Times New Roman" w:cs="Times New Roman" w:eastAsia="Times New Roman" w:hAnsi="Times New Roman"/>
+          <w:sz w:val="22"/>
+          <w:szCs w:val="22"/>
+        </w:rPr>
+        <w:t xml:space="preserve">Hilfsweise berufen wir uns zudem auf das Recht auf Einschränkung der Verarbeitung nach </w:t>
+      </w:r>
+      <w:r>
+        <w:rPr>
+          <w:rFonts w:ascii="Times New Roman" w:cs="Times New Roman" w:eastAsia="Times New Roman" w:hAnsi="Times New Roman"/>
+          <w:b/>
+          <w:bCs/>
+          <w:sz w:val="22"/>
+          <w:szCs w:val="22"/>
+        </w:rPr>
+        <w:t xml:space="preserve">Art. 20</w:t>
+      </w:r>
+      <w:r>
+        <w:rPr>
+          <w:rFonts w:ascii="Times New Roman" w:cs="Times New Roman" w:eastAsia="Times New Roman" w:hAnsi="Times New Roman"/>
+          <w:sz w:val="22"/>
+          <w:szCs w:val="22"/>
+        </w:rPr>
+        <w:t xml:space="preserve"> des Gesetzes: auf Abs. 1 Buchst. c), da wir die Aufnahme zur Geltendmachung und Ausübung von Rechtsansprüchen benötigen; und, sollte die Verarbeitung aus irgendeinem Grund unrechtmäßig sein, auf Abs. 1 Buchst. b) — wobei wir der </w:t>
+      </w:r>
+      <w:r>
+        <w:rPr>
+          <w:rFonts w:ascii="Times New Roman" w:cs="Times New Roman" w:eastAsia="Times New Roman" w:hAnsi="Times New Roman"/>
+          <w:b/>
+          <w:bCs/>
+          <w:sz w:val="22"/>
+          <w:szCs w:val="22"/>
+        </w:rPr>
+        <w:t xml:space="preserve">Löschung der Aufnahme ausdrücklich widersprechen</w:t>
+      </w:r>
+      <w:r>
+        <w:rPr>
+          <w:rFonts w:ascii="Times New Roman" w:cs="Times New Roman" w:eastAsia="Times New Roman" w:hAnsi="Times New Roman"/>
+          <w:sz w:val="22"/>
+          <w:szCs w:val="22"/>
+        </w:rPr>
+        <w:t xml:space="preserve"> und stattdessen die Einschränkung ihrer Verarbeitung verlangen. Nach Art. 20 Abs. 2 des Gesetzes dürfen eingeschränkte personenbezogene Daten nur mit Einwilligung der betroffenen Person verarbeitet werden, vorbehaltlich der dort geregelten Ausnahmen, zu denen die </w:t>
+      </w:r>
+      <w:r>
+        <w:rPr>
+          <w:rFonts w:ascii="Times New Roman" w:cs="Times New Roman" w:eastAsia="Times New Roman" w:hAnsi="Times New Roman"/>
+          <w:b/>
+          <w:bCs/>
+          <w:sz w:val="22"/>
+          <w:szCs w:val="22"/>
+        </w:rPr>
+        <w:t xml:space="preserve">Speicherung</w:t>
+      </w:r>
+      <w:r>
+        <w:rPr>
+          <w:rFonts w:ascii="Times New Roman" w:cs="Times New Roman" w:eastAsia="Times New Roman" w:hAnsi="Times New Roman"/>
+          <w:sz w:val="22"/>
+          <w:szCs w:val="22"/>
+        </w:rPr>
+        <w:t xml:space="preserve"> zählt; die Löschung ist von diesen Ausnahmen nicht erfasst.</w:t>
       </w:r>
     </w:p>
     <w:p>
@@ -994,25 +1061,25 @@
           <w:sz w:val="22"/>
           <w:szCs w:val="22"/>
         </w:rPr>
-        <w:t xml:space="preserve">2. die </w:t>
-      </w:r>
-      <w:r>
-        <w:rPr>
-          <w:rFonts w:ascii="Times New Roman" w:cs="Times New Roman" w:eastAsia="Times New Roman" w:hAnsi="Times New Roman"/>
-          <w:b/>
-          <w:bCs/>
-          <w:sz w:val="22"/>
-          <w:szCs w:val="22"/>
-        </w:rPr>
-        <w:t xml:space="preserve">Speicherdauer der Aufnahmen</w:t>
-      </w:r>
-      <w:r>
-        <w:rPr>
-          <w:rFonts w:ascii="Times New Roman" w:cs="Times New Roman" w:eastAsia="Times New Roman" w:hAnsi="Times New Roman"/>
-          <w:sz w:val="22"/>
-          <w:szCs w:val="22"/>
-        </w:rPr>
-        <w:t xml:space="preserve"> gemäß Ihrer Entscheidung über die Videoüberwachung nach Art. 57 Abs. 4 des Gesetzes;</w:t>
+        <w:t xml:space="preserve">2. welche </w:t>
+      </w:r>
+      <w:r>
+        <w:rPr>
+          <w:rFonts w:ascii="Times New Roman" w:cs="Times New Roman" w:eastAsia="Times New Roman" w:hAnsi="Times New Roman"/>
+          <w:b/>
+          <w:bCs/>
+          <w:sz w:val="22"/>
+          <w:szCs w:val="22"/>
+        </w:rPr>
+        <w:t xml:space="preserve">Speicherdauer</w:t>
+      </w:r>
+      <w:r>
+        <w:rPr>
+          <w:rFonts w:ascii="Times New Roman" w:cs="Times New Roman" w:eastAsia="Times New Roman" w:hAnsi="Times New Roman"/>
+          <w:sz w:val="22"/>
+          <w:szCs w:val="22"/>
+        </w:rPr>
+        <w:t xml:space="preserve"> für die Aufnahmen an dem genannten Ort gilt und was Ihre Entscheidung über die Videoüberwachung nach Art. 57 Abs. 4 des Gesetzes hierzu vorsieht, sofern eine solche ergangen ist;</w:t>
       </w:r>
     </w:p>
     <w:p>
@@ -1691,6 +1758,68 @@
           <w:sz w:val="22"/>
           <w:szCs w:val="22"/>
         </w:rPr>
+        <w:t xml:space="preserve">Jeder Unterzeichnende stellt diesen Antrag </w:t>
+      </w:r>
+      <w:r>
+        <w:rPr>
+          <w:rFonts w:ascii="Times New Roman" w:cs="Times New Roman" w:eastAsia="Times New Roman" w:hAnsi="Times New Roman"/>
+          <w:b/>
+          <w:bCs/>
+          <w:sz w:val="22"/>
+          <w:szCs w:val="22"/>
+        </w:rPr>
+        <w:t xml:space="preserve">im eigenen Namen</w:t>
+      </w:r>
+      <w:r>
+        <w:rPr>
+          <w:rFonts w:ascii="Times New Roman" w:cs="Times New Roman" w:eastAsia="Times New Roman" w:hAnsi="Times New Roman"/>
+          <w:sz w:val="22"/>
+          <w:szCs w:val="22"/>
+        </w:rPr>
+        <w:t xml:space="preserve"> als diejenige Person, auf die sich die Information bezieht, und </w:t>
+      </w:r>
+      <w:r>
+        <w:rPr>
+          <w:rFonts w:ascii="Times New Roman" w:cs="Times New Roman" w:eastAsia="Times New Roman" w:hAnsi="Times New Roman"/>
+          <w:b/>
+          <w:bCs/>
+          <w:sz w:val="22"/>
+          <w:szCs w:val="22"/>
+        </w:rPr>
+        <w:t xml:space="preserve">bevollmächtigt hiermit zugleich schriftlich den jeweils anderen Unterzeichnenden</w:t>
+      </w:r>
+      <w:r>
+        <w:rPr>
+          <w:rFonts w:ascii="Times New Roman" w:cs="Times New Roman" w:eastAsia="Times New Roman" w:hAnsi="Times New Roman"/>
+          <w:sz w:val="22"/>
+          <w:szCs w:val="22"/>
+        </w:rPr>
+        <w:t xml:space="preserve"> zum Zugang zu der Information, auf der beide Unterzeichnenden abgebildet sind — jeweils im Sinne von Art. 11 Abs. 3 ZoSPI FBiH.</w:t>
+      </w:r>
+    </w:p>
+    <w:p>
+      <w:pPr>
+        <w:spacing w:after="140" w:line="280"/>
+      </w:pPr>
+      <w:r>
+        <w:rPr>
+          <w:rFonts w:ascii="Times New Roman" w:cs="Times New Roman" w:eastAsia="Times New Roman" w:hAnsi="Times New Roman"/>
+          <w:sz w:val="22"/>
+          <w:szCs w:val="22"/>
+        </w:rPr>
+        <w:t xml:space="preserve">Wir weisen ferner darauf hin, dass nach Art. 53 Abs. 2 des Gesetzes über den Schutz personenbezogener Daten („Amtsblatt BiH" Nr. 12/25) dieses Gesetz auch bei der Anwendung der Vorschriften über die Freiheit des Zugangs zu Informationen in Bosnien und Herzegowina Anwendung findet.</w:t>
+      </w:r>
+    </w:p>
+    <w:p>
+      <w:pPr>
+        <w:spacing w:after="140" w:line="280"/>
+      </w:pPr>
+      <w:r>
+        <w:rPr>
+          <w:rFonts w:ascii="Times New Roman" w:cs="Times New Roman" w:eastAsia="Times New Roman" w:hAnsi="Times New Roman"/>
+          <w:sz w:val="22"/>
+          <w:szCs w:val="22"/>
+        </w:rPr>
         <w:t xml:space="preserve">Wir weisen darauf hin, dass die Ausnahme des </w:t>
       </w:r>
       <w:r>
@@ -1786,7 +1915,7 @@
           <w:sz w:val="22"/>
           <w:szCs w:val="22"/>
         </w:rPr>
-        <w:t xml:space="preserve">Art. 14 Abs. 4</w:t>
+        <w:t xml:space="preserve">Art. 14 Abs. 6</w:t>
       </w:r>
       <w:r>
         <w:rPr>
@@ -2407,7 +2536,7 @@
           <w:sz w:val="22"/>
           <w:szCs w:val="22"/>
         </w:rPr>
-        <w:t xml:space="preserve"> nach Art. 57 Abs. 4 des Gesetzes sowie die </w:t>
+        <w:t xml:space="preserve"> nach Art. 57 Abs. 4 des Gesetzes, sofern eine solche ergangen ist, sowie die </w:t>
       </w:r>
       <w:r>
         <w:rPr>

--- a/blagaj-footage-request/Antraege-DE-Referenzuebersetzung.docx
+++ b/blagaj-footage-request/Antraege-DE-Referenzuebersetzung.docx
@@ -30,15 +30,38 @@
           <w:sz w:val="22"/>
           <w:szCs w:val="22"/>
         </w:rPr>
-        <w:t xml:space="preserve">[VOR- UND NACHNAME]</w:t>
-      </w:r>
-      <w:r>
-        <w:rPr>
-          <w:rFonts w:ascii="Times New Roman" w:cs="Times New Roman" w:eastAsia="Times New Roman" w:hAnsi="Times New Roman"/>
-          <w:sz w:val="22"/>
-          <w:szCs w:val="22"/>
-        </w:rPr>
-        <w:t xml:space="preserve">, [Anschrift], [Telefon], [E-Mail]</w:t>
+        <w:t xml:space="preserve">Niklas Neugebauer</w:t>
+      </w:r>
+      <w:r>
+        <w:rPr>
+          <w:rFonts w:ascii="Times New Roman" w:cs="Times New Roman" w:eastAsia="Times New Roman" w:hAnsi="Times New Roman"/>
+          <w:sz w:val="22"/>
+          <w:szCs w:val="22"/>
+        </w:rPr>
+        <w:t xml:space="preserve">, Ringstraße 133, 48165 Münster, Deutschland</w:t>
+      </w:r>
+    </w:p>
+    <w:p>
+      <w:pPr>
+        <w:spacing w:after="60" w:line="280"/>
+      </w:pPr>
+      <w:r>
+        <w:rPr>
+          <w:rFonts w:ascii="Times New Roman" w:cs="Times New Roman" w:eastAsia="Times New Roman" w:hAnsi="Times New Roman"/>
+          <w:b/>
+          <w:bCs/>
+          <w:sz w:val="22"/>
+          <w:szCs w:val="22"/>
+        </w:rPr>
+        <w:t xml:space="preserve">Noemi Clara Tamme</w:t>
+      </w:r>
+      <w:r>
+        <w:rPr>
+          <w:rFonts w:ascii="Times New Roman" w:cs="Times New Roman" w:eastAsia="Times New Roman" w:hAnsi="Times New Roman"/>
+          <w:sz w:val="22"/>
+          <w:szCs w:val="22"/>
+        </w:rPr>
+        <w:t xml:space="preserve">, Ringstraße 133, 48165 Münster, Deutschland</w:t>
       </w:r>
     </w:p>
     <w:p>
@@ -48,20 +71,10 @@
       <w:r>
         <w:rPr>
           <w:rFonts w:ascii="Times New Roman" w:cs="Times New Roman" w:eastAsia="Times New Roman" w:hAnsi="Times New Roman"/>
-          <w:b/>
-          <w:bCs/>
-          <w:sz w:val="22"/>
-          <w:szCs w:val="22"/>
-        </w:rPr>
-        <w:t xml:space="preserve">[VOR- UND NACHNAME]</w:t>
-      </w:r>
-      <w:r>
-        <w:rPr>
-          <w:rFonts w:ascii="Times New Roman" w:cs="Times New Roman" w:eastAsia="Times New Roman" w:hAnsi="Times New Roman"/>
-          <w:sz w:val="22"/>
-          <w:szCs w:val="22"/>
-        </w:rPr>
-        <w:t xml:space="preserve">, [Anschrift], [Telefon], [E-Mail]</w:t>
+          <w:sz w:val="22"/>
+          <w:szCs w:val="22"/>
+        </w:rPr>
+        <w:t xml:space="preserve">E-Mail: niklas@zauberzeug.com · Telefon: [Telefon]</w:t>
       </w:r>
     </w:p>
     <w:p>
@@ -128,7 +141,7 @@
           <w:sz w:val="22"/>
           <w:szCs w:val="22"/>
         </w:rPr>
-        <w:t xml:space="preserve">[Ort], [Datum]</w:t>
+        <w:t xml:space="preserve">Sarajevo, 10. September 2026</w:t>
       </w:r>
     </w:p>
     <w:p>
@@ -368,7 +381,7 @@
           <w:sz w:val="22"/>
           <w:szCs w:val="22"/>
         </w:rPr>
-        <w:t xml:space="preserve">Gerne kommen wir persönlich in Ihren Räumlichkeiten vorbei, legen unsere Ausweisdokumente vor und übernehmen die Aufnahme auf einem eigenen Datenträger.</w:t>
+        <w:t xml:space="preserve">Am Freitag, dem 11. September 2026, sind wir in Mostar. Gerne kommen wir persönlich in Ihren Räumlichkeiten vorbei, legen unsere amtlichen Lichtbildausweise vor, unterschreiben die Originale dieser Anträge und übernehmen die Aufnahme auf einem eigenen Datenträger.</w:t>
       </w:r>
     </w:p>
     <w:p>
@@ -420,7 +433,7 @@
           <w:sz w:val="22"/>
           <w:szCs w:val="22"/>
         </w:rPr>
-        <w:t xml:space="preserve">[Vor- und Nachname]                                    [Vor- und Nachname]</w:t>
+        <w:t xml:space="preserve">Niklas Neugebauer                                  Noemi Clara Tamme</w:t>
       </w:r>
     </w:p>
     <w:p>
@@ -507,15 +520,38 @@
           <w:sz w:val="22"/>
           <w:szCs w:val="22"/>
         </w:rPr>
-        <w:t xml:space="preserve">[VOR- UND NACHNAME]</w:t>
-      </w:r>
-      <w:r>
-        <w:rPr>
-          <w:rFonts w:ascii="Times New Roman" w:cs="Times New Roman" w:eastAsia="Times New Roman" w:hAnsi="Times New Roman"/>
-          <w:sz w:val="22"/>
-          <w:szCs w:val="22"/>
-        </w:rPr>
-        <w:t xml:space="preserve">, [Anschrift], [Telefon], [E-Mail]</w:t>
+        <w:t xml:space="preserve">Niklas Neugebauer</w:t>
+      </w:r>
+      <w:r>
+        <w:rPr>
+          <w:rFonts w:ascii="Times New Roman" w:cs="Times New Roman" w:eastAsia="Times New Roman" w:hAnsi="Times New Roman"/>
+          <w:sz w:val="22"/>
+          <w:szCs w:val="22"/>
+        </w:rPr>
+        <w:t xml:space="preserve">, Ringstraße 133, 48165 Münster, Deutschland</w:t>
+      </w:r>
+    </w:p>
+    <w:p>
+      <w:pPr>
+        <w:spacing w:after="60" w:line="280"/>
+      </w:pPr>
+      <w:r>
+        <w:rPr>
+          <w:rFonts w:ascii="Times New Roman" w:cs="Times New Roman" w:eastAsia="Times New Roman" w:hAnsi="Times New Roman"/>
+          <w:b/>
+          <w:bCs/>
+          <w:sz w:val="22"/>
+          <w:szCs w:val="22"/>
+        </w:rPr>
+        <w:t xml:space="preserve">Noemi Clara Tamme</w:t>
+      </w:r>
+      <w:r>
+        <w:rPr>
+          <w:rFonts w:ascii="Times New Roman" w:cs="Times New Roman" w:eastAsia="Times New Roman" w:hAnsi="Times New Roman"/>
+          <w:sz w:val="22"/>
+          <w:szCs w:val="22"/>
+        </w:rPr>
+        <w:t xml:space="preserve">, Ringstraße 133, 48165 Münster, Deutschland</w:t>
       </w:r>
     </w:p>
     <w:p>
@@ -525,20 +561,10 @@
       <w:r>
         <w:rPr>
           <w:rFonts w:ascii="Times New Roman" w:cs="Times New Roman" w:eastAsia="Times New Roman" w:hAnsi="Times New Roman"/>
-          <w:b/>
-          <w:bCs/>
-          <w:sz w:val="22"/>
-          <w:szCs w:val="22"/>
-        </w:rPr>
-        <w:t xml:space="preserve">[VOR- UND NACHNAME]</w:t>
-      </w:r>
-      <w:r>
-        <w:rPr>
-          <w:rFonts w:ascii="Times New Roman" w:cs="Times New Roman" w:eastAsia="Times New Roman" w:hAnsi="Times New Roman"/>
-          <w:sz w:val="22"/>
-          <w:szCs w:val="22"/>
-        </w:rPr>
-        <w:t xml:space="preserve">, [Anschrift], [Telefon], [E-Mail]</w:t>
+          <w:sz w:val="22"/>
+          <w:szCs w:val="22"/>
+        </w:rPr>
+        <w:t xml:space="preserve">E-Mail: niklas@zauberzeug.com · Telefon: [Telefon]</w:t>
       </w:r>
     </w:p>
     <w:p>
@@ -605,7 +631,7 @@
           <w:sz w:val="22"/>
           <w:szCs w:val="22"/>
         </w:rPr>
-        <w:t xml:space="preserve">[Ort], [Datum]</w:t>
+        <w:t xml:space="preserve">Sarajevo, 10. September 2026</w:t>
       </w:r>
     </w:p>
     <w:p>
@@ -855,7 +881,7 @@
           <w:sz w:val="22"/>
           <w:szCs w:val="22"/>
         </w:rPr>
-        <w:t xml:space="preserve"> die Unterzeichnenden dieses Antrags; nach unserer Kenntnis befanden sich im genannten Zeitraum keine weiteren Personen im Bild.</w:t>
+        <w:t xml:space="preserve"> die Unterzeichnenden dieses Antrags, Niklas Neugebauer und Noemi Clara Tamme; nach unserer Kenntnis befanden sich im genannten Zeitraum keine weiteren Personen im Bild.</w:t>
       </w:r>
     </w:p>
     <w:p>
@@ -1164,7 +1190,25 @@
           <w:sz w:val="22"/>
           <w:szCs w:val="22"/>
         </w:rPr>
-        <w:t xml:space="preserve">Der Antrag wird auf elektronischem Weg und per Einschreiben gestellt. Um eine Eingangsbestätigung wird gebeten.</w:t>
+        <w:t xml:space="preserve">Der Antrag wird auf elektronischem Weg gestellt. </w:t>
+      </w:r>
+      <w:r>
+        <w:rPr>
+          <w:rFonts w:ascii="Times New Roman" w:cs="Times New Roman" w:eastAsia="Times New Roman" w:hAnsi="Times New Roman"/>
+          <w:b/>
+          <w:bCs/>
+          <w:sz w:val="22"/>
+          <w:szCs w:val="22"/>
+        </w:rPr>
+        <w:t xml:space="preserve">Die unterschriebenen Originale aller Anträge werden wir persönlich überbringen</w:t>
+      </w:r>
+      <w:r>
+        <w:rPr>
+          <w:rFonts w:ascii="Times New Roman" w:cs="Times New Roman" w:eastAsia="Times New Roman" w:hAnsi="Times New Roman"/>
+          <w:sz w:val="22"/>
+          <w:szCs w:val="22"/>
+        </w:rPr>
+        <w:t xml:space="preserve">, bei unserem Besuch in Ihren Räumlichkeiten am Freitag, dem 11. September 2026, wobei wir auch unsere amtlichen Lichtbildausweise vorlegen werden. Um eine Bestätigung des Eingangs dieses Antrags wird gebeten.</w:t>
       </w:r>
     </w:p>
     <w:p>
@@ -1216,7 +1260,7 @@
           <w:sz w:val="22"/>
           <w:szCs w:val="22"/>
         </w:rPr>
-        <w:t xml:space="preserve">[Vor- und Nachname]                                    [Vor- und Nachname]</w:t>
+        <w:t xml:space="preserve">Niklas Neugebauer                                  Noemi Clara Tamme</w:t>
       </w:r>
     </w:p>
     <w:p>
@@ -1280,15 +1324,38 @@
           <w:sz w:val="22"/>
           <w:szCs w:val="22"/>
         </w:rPr>
-        <w:t xml:space="preserve">[VOR- UND NACHNAME]</w:t>
-      </w:r>
-      <w:r>
-        <w:rPr>
-          <w:rFonts w:ascii="Times New Roman" w:cs="Times New Roman" w:eastAsia="Times New Roman" w:hAnsi="Times New Roman"/>
-          <w:sz w:val="22"/>
-          <w:szCs w:val="22"/>
-        </w:rPr>
-        <w:t xml:space="preserve">, [Anschrift], [Telefon], [E-Mail]</w:t>
+        <w:t xml:space="preserve">Niklas Neugebauer</w:t>
+      </w:r>
+      <w:r>
+        <w:rPr>
+          <w:rFonts w:ascii="Times New Roman" w:cs="Times New Roman" w:eastAsia="Times New Roman" w:hAnsi="Times New Roman"/>
+          <w:sz w:val="22"/>
+          <w:szCs w:val="22"/>
+        </w:rPr>
+        <w:t xml:space="preserve">, Ringstraße 133, 48165 Münster, Deutschland</w:t>
+      </w:r>
+    </w:p>
+    <w:p>
+      <w:pPr>
+        <w:spacing w:after="60" w:line="280"/>
+      </w:pPr>
+      <w:r>
+        <w:rPr>
+          <w:rFonts w:ascii="Times New Roman" w:cs="Times New Roman" w:eastAsia="Times New Roman" w:hAnsi="Times New Roman"/>
+          <w:b/>
+          <w:bCs/>
+          <w:sz w:val="22"/>
+          <w:szCs w:val="22"/>
+        </w:rPr>
+        <w:t xml:space="preserve">Noemi Clara Tamme</w:t>
+      </w:r>
+      <w:r>
+        <w:rPr>
+          <w:rFonts w:ascii="Times New Roman" w:cs="Times New Roman" w:eastAsia="Times New Roman" w:hAnsi="Times New Roman"/>
+          <w:sz w:val="22"/>
+          <w:szCs w:val="22"/>
+        </w:rPr>
+        <w:t xml:space="preserve">, Ringstraße 133, 48165 Münster, Deutschland</w:t>
       </w:r>
     </w:p>
     <w:p>
@@ -1298,20 +1365,10 @@
       <w:r>
         <w:rPr>
           <w:rFonts w:ascii="Times New Roman" w:cs="Times New Roman" w:eastAsia="Times New Roman" w:hAnsi="Times New Roman"/>
-          <w:b/>
-          <w:bCs/>
-          <w:sz w:val="22"/>
-          <w:szCs w:val="22"/>
-        </w:rPr>
-        <w:t xml:space="preserve">[VOR- UND NACHNAME]</w:t>
-      </w:r>
-      <w:r>
-        <w:rPr>
-          <w:rFonts w:ascii="Times New Roman" w:cs="Times New Roman" w:eastAsia="Times New Roman" w:hAnsi="Times New Roman"/>
-          <w:sz w:val="22"/>
-          <w:szCs w:val="22"/>
-        </w:rPr>
-        <w:t xml:space="preserve">, [Anschrift], [Telefon], [E-Mail]</w:t>
+          <w:sz w:val="22"/>
+          <w:szCs w:val="22"/>
+        </w:rPr>
+        <w:t xml:space="preserve">E-Mail: niklas@zauberzeug.com · Telefon: [Telefon]</w:t>
       </w:r>
     </w:p>
     <w:p>
@@ -1378,7 +1435,7 @@
           <w:sz w:val="22"/>
           <w:szCs w:val="22"/>
         </w:rPr>
-        <w:t xml:space="preserve">[Ort], [Datum]</w:t>
+        <w:t xml:space="preserve">Sarajevo, 10. September 2026</w:t>
       </w:r>
     </w:p>
     <w:p>
@@ -2073,7 +2130,7 @@
           <w:sz w:val="22"/>
           <w:szCs w:val="22"/>
         </w:rPr>
-        <w:t xml:space="preserve">[Vor- und Nachname]                                    [Vor- und Nachname]</w:t>
+        <w:t xml:space="preserve">Niklas Neugebauer                                  Noemi Clara Tamme</w:t>
       </w:r>
     </w:p>
     <w:p>
@@ -2137,15 +2194,38 @@
           <w:sz w:val="22"/>
           <w:szCs w:val="22"/>
         </w:rPr>
-        <w:t xml:space="preserve">[VOR- UND NACHNAME]</w:t>
-      </w:r>
-      <w:r>
-        <w:rPr>
-          <w:rFonts w:ascii="Times New Roman" w:cs="Times New Roman" w:eastAsia="Times New Roman" w:hAnsi="Times New Roman"/>
-          <w:sz w:val="22"/>
-          <w:szCs w:val="22"/>
-        </w:rPr>
-        <w:t xml:space="preserve">, [Anschrift], [Telefon], [E-Mail]</w:t>
+        <w:t xml:space="preserve">Niklas Neugebauer</w:t>
+      </w:r>
+      <w:r>
+        <w:rPr>
+          <w:rFonts w:ascii="Times New Roman" w:cs="Times New Roman" w:eastAsia="Times New Roman" w:hAnsi="Times New Roman"/>
+          <w:sz w:val="22"/>
+          <w:szCs w:val="22"/>
+        </w:rPr>
+        <w:t xml:space="preserve">, Ringstraße 133, 48165 Münster, Deutschland</w:t>
+      </w:r>
+    </w:p>
+    <w:p>
+      <w:pPr>
+        <w:spacing w:after="60" w:line="280"/>
+      </w:pPr>
+      <w:r>
+        <w:rPr>
+          <w:rFonts w:ascii="Times New Roman" w:cs="Times New Roman" w:eastAsia="Times New Roman" w:hAnsi="Times New Roman"/>
+          <w:b/>
+          <w:bCs/>
+          <w:sz w:val="22"/>
+          <w:szCs w:val="22"/>
+        </w:rPr>
+        <w:t xml:space="preserve">Noemi Clara Tamme</w:t>
+      </w:r>
+      <w:r>
+        <w:rPr>
+          <w:rFonts w:ascii="Times New Roman" w:cs="Times New Roman" w:eastAsia="Times New Roman" w:hAnsi="Times New Roman"/>
+          <w:sz w:val="22"/>
+          <w:szCs w:val="22"/>
+        </w:rPr>
+        <w:t xml:space="preserve">, Ringstraße 133, 48165 Münster, Deutschland</w:t>
       </w:r>
     </w:p>
     <w:p>
@@ -2155,20 +2235,10 @@
       <w:r>
         <w:rPr>
           <w:rFonts w:ascii="Times New Roman" w:cs="Times New Roman" w:eastAsia="Times New Roman" w:hAnsi="Times New Roman"/>
-          <w:b/>
-          <w:bCs/>
-          <w:sz w:val="22"/>
-          <w:szCs w:val="22"/>
-        </w:rPr>
-        <w:t xml:space="preserve">[VOR- UND NACHNAME]</w:t>
-      </w:r>
-      <w:r>
-        <w:rPr>
-          <w:rFonts w:ascii="Times New Roman" w:cs="Times New Roman" w:eastAsia="Times New Roman" w:hAnsi="Times New Roman"/>
-          <w:sz w:val="22"/>
-          <w:szCs w:val="22"/>
-        </w:rPr>
-        <w:t xml:space="preserve">, [Anschrift], [Telefon], [E-Mail]</w:t>
+          <w:sz w:val="22"/>
+          <w:szCs w:val="22"/>
+        </w:rPr>
+        <w:t xml:space="preserve">E-Mail: niklas@zauberzeug.com · Telefon: [Telefon]</w:t>
       </w:r>
     </w:p>
     <w:p>
@@ -2235,7 +2305,7 @@
           <w:sz w:val="22"/>
           <w:szCs w:val="22"/>
         </w:rPr>
-        <w:t xml:space="preserve">[Ort], [Datum]</w:t>
+        <w:t xml:space="preserve">Sarajevo, 10. September 2026</w:t>
       </w:r>
     </w:p>
     <w:p>
@@ -2796,7 +2866,7 @@
           <w:sz w:val="22"/>
           <w:szCs w:val="22"/>
         </w:rPr>
-        <w:t xml:space="preserve"> Wir bitten um Übermittlung in einem gängigen elektronischen Format an die E-Mail-Adresse [E-Mail] bzw. auf einem Datenträger, den wir persönlich abholen können. Sofern die Aufnahme aus einem System exportiert wird, das ein eigenes Aufzeichnungsformat verwendet, bitten wir um Übermittlung im Format </w:t>
+        <w:t xml:space="preserve"> Wir bitten um Übermittlung in einem gängigen elektronischen Format an die E-Mail-Adresse niklas@zauberzeug.com bzw. auf einem Datenträger, den wir persönlich abholen können. Sofern die Aufnahme aus einem System exportiert wird, das ein eigenes Aufzeichnungsformat verwendet, bitten wir um Übermittlung im Format </w:t>
       </w:r>
       <w:r>
         <w:rPr>
@@ -2897,7 +2967,7 @@
           <w:sz w:val="22"/>
           <w:szCs w:val="22"/>
         </w:rPr>
-        <w:t xml:space="preserve">[Vor- und Nachname]                                    [Vor- und Nachname]</w:t>
+        <w:t xml:space="preserve">Niklas Neugebauer                                  Noemi Clara Tamme</w:t>
       </w:r>
     </w:p>
     <w:p>

--- a/blagaj-footage-request/Antraege-DE-Referenzuebersetzung.docx
+++ b/blagaj-footage-request/Antraege-DE-Referenzuebersetzung.docx
@@ -38,7 +38,7 @@
           <w:sz w:val="22"/>
           <w:szCs w:val="22"/>
         </w:rPr>
-        <w:t xml:space="preserve">, Ringstraße 133, 48165 Münster, Deutschland</w:t>
+        <w:t xml:space="preserve">, Ringstraße 133, 48165 Münster, Deutschland · Tel. +49 152 53489673</w:t>
       </w:r>
     </w:p>
     <w:p>
@@ -61,7 +61,7 @@
           <w:sz w:val="22"/>
           <w:szCs w:val="22"/>
         </w:rPr>
-        <w:t xml:space="preserve">, Ringstraße 133, 48165 Münster, Deutschland</w:t>
+        <w:t xml:space="preserve">, Ringstraße 133, 48165 Münster, Deutschland · Tel. +49 152 04465089</w:t>
       </w:r>
     </w:p>
     <w:p>
@@ -74,7 +74,7 @@
           <w:sz w:val="22"/>
           <w:szCs w:val="22"/>
         </w:rPr>
-        <w:t xml:space="preserve">E-Mail: niklas@zauberzeug.com · Telefon: [Telefon]</w:t>
+        <w:t xml:space="preserve">E-Mail: NiklasNeugebauer@outlook.com</w:t>
       </w:r>
     </w:p>
     <w:p>
@@ -528,7 +528,7 @@
           <w:sz w:val="22"/>
           <w:szCs w:val="22"/>
         </w:rPr>
-        <w:t xml:space="preserve">, Ringstraße 133, 48165 Münster, Deutschland</w:t>
+        <w:t xml:space="preserve">, Ringstraße 133, 48165 Münster, Deutschland · Tel. +49 152 53489673</w:t>
       </w:r>
     </w:p>
     <w:p>
@@ -551,7 +551,7 @@
           <w:sz w:val="22"/>
           <w:szCs w:val="22"/>
         </w:rPr>
-        <w:t xml:space="preserve">, Ringstraße 133, 48165 Münster, Deutschland</w:t>
+        <w:t xml:space="preserve">, Ringstraße 133, 48165 Münster, Deutschland · Tel. +49 152 04465089</w:t>
       </w:r>
     </w:p>
     <w:p>
@@ -564,7 +564,7 @@
           <w:sz w:val="22"/>
           <w:szCs w:val="22"/>
         </w:rPr>
-        <w:t xml:space="preserve">E-Mail: niklas@zauberzeug.com · Telefon: [Telefon]</w:t>
+        <w:t xml:space="preserve">E-Mail: NiklasNeugebauer@outlook.com</w:t>
       </w:r>
     </w:p>
     <w:p>
@@ -1332,7 +1332,7 @@
           <w:sz w:val="22"/>
           <w:szCs w:val="22"/>
         </w:rPr>
-        <w:t xml:space="preserve">, Ringstraße 133, 48165 Münster, Deutschland</w:t>
+        <w:t xml:space="preserve">, Ringstraße 133, 48165 Münster, Deutschland · Tel. +49 152 53489673</w:t>
       </w:r>
     </w:p>
     <w:p>
@@ -1355,7 +1355,7 @@
           <w:sz w:val="22"/>
           <w:szCs w:val="22"/>
         </w:rPr>
-        <w:t xml:space="preserve">, Ringstraße 133, 48165 Münster, Deutschland</w:t>
+        <w:t xml:space="preserve">, Ringstraße 133, 48165 Münster, Deutschland · Tel. +49 152 04465089</w:t>
       </w:r>
     </w:p>
     <w:p>
@@ -1368,7 +1368,7 @@
           <w:sz w:val="22"/>
           <w:szCs w:val="22"/>
         </w:rPr>
-        <w:t xml:space="preserve">E-Mail: niklas@zauberzeug.com · Telefon: [Telefon]</w:t>
+        <w:t xml:space="preserve">E-Mail: NiklasNeugebauer@outlook.com</w:t>
       </w:r>
     </w:p>
     <w:p>
@@ -2202,7 +2202,7 @@
           <w:sz w:val="22"/>
           <w:szCs w:val="22"/>
         </w:rPr>
-        <w:t xml:space="preserve">, Ringstraße 133, 48165 Münster, Deutschland</w:t>
+        <w:t xml:space="preserve">, Ringstraße 133, 48165 Münster, Deutschland · Tel. +49 152 53489673</w:t>
       </w:r>
     </w:p>
     <w:p>
@@ -2225,7 +2225,7 @@
           <w:sz w:val="22"/>
           <w:szCs w:val="22"/>
         </w:rPr>
-        <w:t xml:space="preserve">, Ringstraße 133, 48165 Münster, Deutschland</w:t>
+        <w:t xml:space="preserve">, Ringstraße 133, 48165 Münster, Deutschland · Tel. +49 152 04465089</w:t>
       </w:r>
     </w:p>
     <w:p>
@@ -2238,7 +2238,7 @@
           <w:sz w:val="22"/>
           <w:szCs w:val="22"/>
         </w:rPr>
-        <w:t xml:space="preserve">E-Mail: niklas@zauberzeug.com · Telefon: [Telefon]</w:t>
+        <w:t xml:space="preserve">E-Mail: NiklasNeugebauer@outlook.com</w:t>
       </w:r>
     </w:p>
     <w:p>
@@ -2866,7 +2866,7 @@
           <w:sz w:val="22"/>
           <w:szCs w:val="22"/>
         </w:rPr>
-        <w:t xml:space="preserve"> Wir bitten um Übermittlung in einem gängigen elektronischen Format an die E-Mail-Adresse niklas@zauberzeug.com bzw. auf einem Datenträger, den wir persönlich abholen können. Sofern die Aufnahme aus einem System exportiert wird, das ein eigenes Aufzeichnungsformat verwendet, bitten wir um Übermittlung im Format </w:t>
+        <w:t xml:space="preserve"> Wir bitten um Übermittlung in einem gängigen elektronischen Format an die E-Mail-Adresse NiklasNeugebauer@outlook.com bzw. auf einem Datenträger, den wir persönlich abholen können. Sofern die Aufnahme aus einem System exportiert wird, das ein eigenes Aufzeichnungsformat verwendet, bitten wir um Übermittlung im Format </w:t>
       </w:r>
       <w:r>
         <w:rPr>

--- a/blagaj-footage-request/Antraege-DE-Referenzuebersetzung.docx
+++ b/blagaj-footage-request/Antraege-DE-Referenzuebersetzung.docx
@@ -89,7 +89,7 @@
           <w:sz w:val="22"/>
           <w:szCs w:val="22"/>
         </w:rPr>
-        <w:t xml:space="preserve">Agencija „Stari grad" Mostar</w:t>
+        <w:t xml:space="preserve">Agencija „Stari grad“ Mostar</w:t>
       </w:r>
     </w:p>
     <w:p>
@@ -258,7 +258,7 @@
           <w:sz w:val="22"/>
           <w:szCs w:val="22"/>
         </w:rPr>
-        <w:t xml:space="preserve"> — Art. 20 des Gesetzes über den Schutz personenbezogener Daten („Amtsblatt BiH" Nr. 12/25).</w:t>
+        <w:t xml:space="preserve"> — Art. 20 des Gesetzes über den Schutz personenbezogener Daten („Amtsblatt BiH“ Nr. 12/25).</w:t>
       </w:r>
     </w:p>
     <w:p>
@@ -282,7 +282,7 @@
           <w:sz w:val="22"/>
           <w:szCs w:val="22"/>
         </w:rPr>
-        <w:t xml:space="preserve"> — Gesetz über die Freiheit des Zugangs zu Informationen in der Föderation BiH („Amtsblatt der FBiH" Nr. 32/01 und 48/11).</w:t>
+        <w:t xml:space="preserve"> — Gesetz über die Freiheit des Zugangs zu Informationen in der Föderation BiH („Amtsblatt der FBiH“ Nr. 32/01 und 48/11).</w:t>
       </w:r>
     </w:p>
     <w:p>
@@ -306,7 +306,7 @@
           <w:sz w:val="22"/>
           <w:szCs w:val="22"/>
         </w:rPr>
-        <w:t xml:space="preserve"> — Art. 17 des Gesetzes über den Schutz personenbezogener Daten („Amtsblatt BiH" Nr. 12/25).</w:t>
+        <w:t xml:space="preserve"> — Art. 17 des Gesetzes über den Schutz personenbezogener Daten („Amtsblatt BiH“ Nr. 12/25).</w:t>
       </w:r>
     </w:p>
     <w:p>
@@ -579,7 +579,7 @@
           <w:sz w:val="22"/>
           <w:szCs w:val="22"/>
         </w:rPr>
-        <w:t xml:space="preserve">Agencija „Stari grad" Mostar</w:t>
+        <w:t xml:space="preserve">Agencija „Stari grad“ Mostar</w:t>
       </w:r>
     </w:p>
     <w:p>
@@ -685,7 +685,7 @@
           <w:sz w:val="22"/>
           <w:szCs w:val="22"/>
         </w:rPr>
-        <w:t xml:space="preserve">Gestützt auf Art. 14 Abs. 2 des Gesetzes über den Schutz personenbezogener Daten („Amtsblatt BiH" Nr. 12/25) (im Folgenden: das Gesetz), wonach der Verantwortliche der betroffenen Person die Ausübung ihrer Rechte nach Art. 17 bis 24 des Gesetzes erleichtert, stellen wir den </w:t>
+        <w:t xml:space="preserve">Gestützt auf Art. 14 Abs. 2 des Gesetzes über den Schutz personenbezogener Daten („Amtsblatt BiH“ Nr. 12/25) (im Folgenden: das Gesetz), wonach der Verantwortliche der betroffenen Person die Ausübung ihrer Rechte nach Art. 17 bis 24 des Gesetzes erleichtert, stellen wir den </w:t>
       </w:r>
       <w:r>
         <w:rPr>
@@ -1383,7 +1383,7 @@
           <w:sz w:val="22"/>
           <w:szCs w:val="22"/>
         </w:rPr>
-        <w:t xml:space="preserve">Agencija „Stari grad" Mostar</w:t>
+        <w:t xml:space="preserve">Agencija „Stari grad“ Mostar</w:t>
       </w:r>
     </w:p>
     <w:p>
@@ -1450,7 +1450,7 @@
           <w:sz w:val="22"/>
           <w:szCs w:val="22"/>
         </w:rPr>
-        <w:t xml:space="preserve">BETREFF: ANTRAG AUF INFORMATIONSZUGANG — Art. 4, 11 und 14 des Gesetzes über die Freiheit des Zugangs zu Informationen in der Föderation Bosnien und Herzegowina („Amtsblatt der Föderation BiH" Nr. 32/01 und 48/11)</w:t>
+        <w:t xml:space="preserve">BETREFF: ANTRAG AUF INFORMATIONSZUGANG — Art. 4, 11 und 14 des Gesetzes über die Freiheit des Zugangs zu Informationen in der Föderation Bosnien und Herzegowina („Amtsblatt der Föderation BiH“ Nr. 32/01 und 48/11)</w:t>
       </w:r>
     </w:p>
     <w:p>
@@ -1504,7 +1504,7 @@
           <w:sz w:val="22"/>
           <w:szCs w:val="22"/>
         </w:rPr>
-        <w:t xml:space="preserve">Gestützt auf Art. 4 und Art. 11 des Gesetzes über die Freiheit des Zugangs zu Informationen in der Föderation Bosnien und Herzegowina („Amtsblatt der Föderation BiH" Nr. 32/01 und 48/11) (im Folgenden: ZoSPI FBiH) beantragen wir Zugang zu den folgenden, in der Verfügungsgewalt Ihrer Behörde stehenden Informationen:</w:t>
+        <w:t xml:space="preserve">Gestützt auf Art. 4 und Art. 11 des Gesetzes über die Freiheit des Zugangs zu Informationen in der Föderation Bosnien und Herzegowina („Amtsblatt der Föderation BiH“ Nr. 32/01 und 48/11) (im Folgenden: ZoSPI FBiH) beantragen wir Zugang zu den folgenden, in der Verfügungsgewalt Ihrer Behörde stehenden Informationen:</w:t>
       </w:r>
     </w:p>
     <w:p>
@@ -1717,7 +1717,7 @@
           <w:sz w:val="22"/>
           <w:szCs w:val="22"/>
         </w:rPr>
-        <w:t xml:space="preserve">"), womit eine Videoaufzeichnung erfasst ist.</w:t>
+        <w:t xml:space="preserve">“), womit eine Videoaufzeichnung erfasst ist.</w:t>
       </w:r>
     </w:p>
     <w:p>
@@ -1864,7 +1864,7 @@
           <w:sz w:val="22"/>
           <w:szCs w:val="22"/>
         </w:rPr>
-        <w:t xml:space="preserve">Wir weisen ferner darauf hin, dass nach Art. 53 Abs. 2 des Gesetzes über den Schutz personenbezogener Daten („Amtsblatt BiH" Nr. 12/25) dieses Gesetz auch bei der Anwendung der Vorschriften über die Freiheit des Zugangs zu Informationen in Bosnien und Herzegowina Anwendung findet.</w:t>
+        <w:t xml:space="preserve">Wir weisen ferner darauf hin, dass nach Art. 53 Abs. 2 des Gesetzes über den Schutz personenbezogener Daten („Amtsblatt BiH“ Nr. 12/25) dieses Gesetz auch bei der Anwendung der Vorschriften über die Freiheit des Zugangs zu Informationen in Bosnien und Herzegowina Anwendung findet.</w:t>
       </w:r>
     </w:p>
     <w:p>
@@ -2253,7 +2253,7 @@
           <w:sz w:val="22"/>
           <w:szCs w:val="22"/>
         </w:rPr>
-        <w:t xml:space="preserve">Agencija „Stari grad" Mostar</w:t>
+        <w:t xml:space="preserve">Agencija „Stari grad“ Mostar</w:t>
       </w:r>
     </w:p>
     <w:p>
@@ -2320,7 +2320,7 @@
           <w:sz w:val="22"/>
           <w:szCs w:val="22"/>
         </w:rPr>
-        <w:t xml:space="preserve">BETREFF: ANTRAG AUF AUSKUNFT ÜBER PERSONENBEZOGENE DATEN UND AUF ÜBERLASSUNG EINER KOPIE — Art. 17 des Gesetzes über den Schutz personenbezogener Daten („Amtsblatt BiH" Nr. 12/25)</w:t>
+        <w:t xml:space="preserve">BETREFF: ANTRAG AUF AUSKUNFT ÜBER PERSONENBEZOGENE DATEN UND AUF ÜBERLASSUNG EINER KOPIE — Art. 17 des Gesetzes über den Schutz personenbezogener Daten („Amtsblatt BiH“ Nr. 12/25)</w:t>
       </w:r>
     </w:p>
     <w:p>
@@ -2377,7 +2377,7 @@
           <w:sz w:val="22"/>
           <w:szCs w:val="22"/>
         </w:rPr>
-        <w:t xml:space="preserve"> des Gesetzes über den Schutz personenbezogener Daten („Amtsblatt BiH" Nr. 12/25) (im Folgenden: das Gesetz) beantragen wir als betroffene Personen, uns Auskunft über unsere mittels Videoüberwachung verarbeiteten personenbezogenen Daten zu erteilen und uns </w:t>
+        <w:t xml:space="preserve"> des Gesetzes über den Schutz personenbezogener Daten („Amtsblatt BiH“ Nr. 12/25) (im Folgenden: das Gesetz) beantragen wir als betroffene Personen, uns Auskunft über unsere mittels Videoüberwachung verarbeiteten personenbezogenen Daten zu erteilen und uns </w:t>
       </w:r>
       <w:r>
         <w:rPr>

--- a/blagaj-footage-request/Antraege-DE-Referenzuebersetzung.docx
+++ b/blagaj-footage-request/Antraege-DE-Referenzuebersetzung.docx
@@ -182,7 +182,7 @@
           <w:sz w:val="22"/>
           <w:szCs w:val="22"/>
         </w:rPr>
-        <w:t xml:space="preserve">am 9. September 2026 haben wir uns in den frühen Morgenstunden auf der Burg Stari grad Blagaj verlobt. Es war gegen 7 Uhr morgens, und außer uns befanden sich zu diesem Zeitpunkt keine weiteren Besucher auf dem Gelände.</w:t>
+        <w:t xml:space="preserve">am 9. September 2026 sind wir früh am Morgen zur Burg Stari grad Blagaj hinaufgestiegen — eigens zu dem Zweck, uns dort zu verloben. Es war gegen 7 Uhr morgens; außer uns befanden sich zu diesem Zeitpunkt keine weiteren Besucher auf dem Gelände.</w:t>
       </w:r>
     </w:p>
     <w:p>
@@ -672,7 +672,7 @@
           <w:sz w:val="22"/>
           <w:szCs w:val="22"/>
         </w:rPr>
-        <w:t xml:space="preserve">am 9. September 2026 haben wir uns gegen 7 Uhr morgens auf der Burg Stari grad Blagaj verlobt. Unsere eigene Kamera versagte, sodass wir kein einziges Foto von diesem Moment besitzen. Die Videoüberwachungsaufnahme jenes Morgens ist die einzige Aufzeichnung, die möglicherweise existiert — deshalb wenden wir uns an Sie.</w:t>
+        <w:t xml:space="preserve">am 9. September 2026 sind wir früh am Morgen zur Burg Stari grad Blagaj hinaufgestiegen — eigens zu dem Zweck, uns dort zu verloben. Es war gegen 7 Uhr. Unsere eigene Kamera versagte, sodass wir kein einziges Foto von diesem Moment besitzen. Die Videoüberwachungsaufnahme jenes Morgens ist die einzige Aufzeichnung, die möglicherweise existiert — deshalb wenden wir uns an Sie.</w:t>
       </w:r>
     </w:p>
     <w:p>
@@ -1491,7 +1491,7 @@
           <w:sz w:val="22"/>
           <w:szCs w:val="22"/>
         </w:rPr>
-        <w:t xml:space="preserve">am 9. September 2026 haben wir uns gegen 7 Uhr morgens auf der Burg Stari grad Blagaj verlobt; unsere eigene Kamera versagte. Wir bitten um die Videoüberwachungsaufnahme jenes Morgens, da sie die einzige möglicherweise existierende Aufzeichnung dieses Moments ist.</w:t>
+        <w:t xml:space="preserve">am 9. September 2026 sind wir früh am Morgen zur Burg Stari grad Blagaj hinaufgestiegen — eigens zu dem Zweck, uns dort zu verloben; dabei versagte unsere eigene Kamera. Wir bitten um die Videoüberwachungsaufnahme jenes Morgens, da sie die einzige möglicherweise existierende Aufzeichnung dieses Moments ist.</w:t>
       </w:r>
     </w:p>
     <w:p>
@@ -2346,7 +2346,7 @@
           <w:sz w:val="22"/>
           <w:szCs w:val="22"/>
         </w:rPr>
-        <w:t xml:space="preserve">am 9. September 2026 haben wir uns gegen 7 Uhr morgens auf der Burg Stari grad Blagaj verlobt. Unsere eigene Kamera versagte, und wir besitzen kein einziges Foto von diesem Moment; die Videoüberwachungsaufnahme ist die einzige Aufzeichnung, die möglicherweise existiert.</w:t>
+        <w:t xml:space="preserve">am 9. September 2026 sind wir früh am Morgen zur Burg Stari grad Blagaj hinaufgestiegen — eigens zu dem Zweck, uns dort zu verloben. Unsere eigene Kamera versagte, und wir besitzen kein einziges Foto von diesem Moment; die Videoüberwachungsaufnahme ist die einzige Aufzeichnung, die möglicherweise existiert.</w:t>
       </w:r>
     </w:p>
     <w:p>
